--- a/Technical Design.docx
+++ b/Technical Design.docx
@@ -23,8 +23,21 @@
           <w:szCs w:val="44"/>
           <w:u w:val="single"/>
         </w:rPr>
-        <w:t>Technical Design- Yarin Gdanski</w:t>
-      </w:r>
+        <w:t xml:space="preserve">Technical Design- Yarin </w:t>
+      </w:r>
+      <w:proofErr w:type="spellStart"/>
+      <w:r>
+        <w:rPr>
+          <w:rFonts w:ascii="Tahoma" w:hAnsi="Tahoma" w:cs="Tahoma"/>
+          <w:b/>
+          <w:bCs/>
+          <w:sz w:val="44"/>
+          <w:szCs w:val="44"/>
+          <w:u w:val="single"/>
+        </w:rPr>
+        <w:t>Gdanski</w:t>
+      </w:r>
+      <w:proofErr w:type="spellEnd"/>
     </w:p>
     <w:p>
       <w:pPr>
@@ -645,12 +658,14 @@
                       <wps:txbx>
                         <w:txbxContent>
                           <w:p>
+                            <w:proofErr w:type="spellStart"/>
                             <w:r>
                               <w:t>Log</w:t>
                             </w:r>
                             <w:r>
                               <w:t>Reader</w:t>
                             </w:r>
+                            <w:proofErr w:type="spellEnd"/>
                           </w:p>
                         </w:txbxContent>
                       </wps:txbx>
@@ -672,12 +687,14 @@
                 <v:textbox>
                   <w:txbxContent>
                     <w:p>
+                      <w:proofErr w:type="spellStart"/>
                       <w:r>
                         <w:t>Log</w:t>
                       </w:r>
                       <w:r>
                         <w:t>Reader</w:t>
                       </w:r>
+                      <w:proofErr w:type="spellEnd"/>
                     </w:p>
                   </w:txbxContent>
                 </v:textbox>
@@ -734,9 +751,11 @@
                                 <w:rtl/>
                               </w:rPr>
                             </w:pPr>
+                            <w:proofErr w:type="spellStart"/>
                             <w:r>
                               <w:t>DBReader</w:t>
                             </w:r>
+                            <w:proofErr w:type="spellEnd"/>
                           </w:p>
                         </w:txbxContent>
                       </wps:txbx>
@@ -763,9 +782,11 @@
                           <w:rtl/>
                         </w:rPr>
                       </w:pPr>
+                      <w:proofErr w:type="spellStart"/>
                       <w:r>
                         <w:t>DBReader</w:t>
                       </w:r>
+                      <w:proofErr w:type="spellEnd"/>
                     </w:p>
                   </w:txbxContent>
                 </v:textbox>
@@ -829,9 +850,11 @@
                                 <w:rtl/>
                               </w:rPr>
                             </w:pPr>
+                            <w:proofErr w:type="spellStart"/>
                             <w:r>
                               <w:t>ApacheParser</w:t>
                             </w:r>
+                            <w:proofErr w:type="spellEnd"/>
                           </w:p>
                         </w:txbxContent>
                       </wps:txbx>
@@ -858,9 +881,11 @@
                           <w:rtl/>
                         </w:rPr>
                       </w:pPr>
+                      <w:proofErr w:type="spellStart"/>
                       <w:r>
                         <w:t>ApacheParser</w:t>
                       </w:r>
+                      <w:proofErr w:type="spellEnd"/>
                     </w:p>
                   </w:txbxContent>
                 </v:textbox>
@@ -919,9 +944,11 @@
                       <wps:txbx>
                         <w:txbxContent>
                           <w:p>
+                            <w:proofErr w:type="spellStart"/>
                             <w:r>
                               <w:t>TerminalFormatter</w:t>
                             </w:r>
+                            <w:proofErr w:type="spellEnd"/>
                           </w:p>
                         </w:txbxContent>
                       </wps:txbx>
@@ -949,9 +976,11 @@
                 <v:textbox>
                   <w:txbxContent>
                     <w:p>
+                      <w:proofErr w:type="spellStart"/>
                       <w:r>
                         <w:t>TerminalFormatter</w:t>
                       </w:r>
+                      <w:proofErr w:type="spellEnd"/>
                     </w:p>
                   </w:txbxContent>
                 </v:textbox>
@@ -1172,7 +1201,25 @@
           <w:sz w:val="22"/>
           <w:szCs w:val="22"/>
         </w:rPr>
-        <w:t xml:space="preserve"> and a db file</w:t>
+        <w:t xml:space="preserve"> and a </w:t>
+      </w:r>
+      <w:proofErr w:type="spellStart"/>
+      <w:r>
+        <w:rPr>
+          <w:rFonts w:ascii="Tahoma" w:hAnsi="Tahoma" w:cs="Tahoma"/>
+          <w:sz w:val="22"/>
+          <w:szCs w:val="22"/>
+        </w:rPr>
+        <w:t>db</w:t>
+      </w:r>
+      <w:proofErr w:type="spellEnd"/>
+      <w:r>
+        <w:rPr>
+          <w:rFonts w:ascii="Tahoma" w:hAnsi="Tahoma" w:cs="Tahoma"/>
+          <w:sz w:val="22"/>
+          <w:szCs w:val="22"/>
+        </w:rPr>
+        <w:t xml:space="preserve"> file</w:t>
       </w:r>
     </w:p>
     <w:p>
@@ -1241,7 +1288,25 @@
           <w:sz w:val="22"/>
           <w:szCs w:val="22"/>
         </w:rPr>
-        <w:t>An abstract parser and a class for parsing an apache file</w:t>
+        <w:t xml:space="preserve">An abstract parser and a class for parsing an </w:t>
+      </w:r>
+      <w:proofErr w:type="spellStart"/>
+      <w:r>
+        <w:rPr>
+          <w:rFonts w:ascii="Tahoma" w:hAnsi="Tahoma" w:cs="Tahoma"/>
+          <w:sz w:val="22"/>
+          <w:szCs w:val="22"/>
+        </w:rPr>
+        <w:t>apache</w:t>
+      </w:r>
+      <w:proofErr w:type="spellEnd"/>
+      <w:r>
+        <w:rPr>
+          <w:rFonts w:ascii="Tahoma" w:hAnsi="Tahoma" w:cs="Tahoma"/>
+          <w:sz w:val="22"/>
+          <w:szCs w:val="22"/>
+        </w:rPr>
+        <w:t xml:space="preserve"> file</w:t>
       </w:r>
     </w:p>
     <w:p>
@@ -1313,7 +1378,25 @@
           <w:sz w:val="22"/>
           <w:szCs w:val="22"/>
         </w:rPr>
-        <w:t>am using a constant dictionary, in which the fields I would like to extract from a line will be defined. Each item will include the field name and the index of it in the line in the apache log.</w:t>
+        <w:t xml:space="preserve">am using a constant dictionary, in which the fields I would like to extract from a line will be defined. Each item will include the field name and the index of it in the line in the </w:t>
+      </w:r>
+      <w:proofErr w:type="spellStart"/>
+      <w:r>
+        <w:rPr>
+          <w:rFonts w:ascii="Tahoma" w:hAnsi="Tahoma" w:cs="Tahoma"/>
+          <w:sz w:val="22"/>
+          <w:szCs w:val="22"/>
+        </w:rPr>
+        <w:t>apache</w:t>
+      </w:r>
+      <w:proofErr w:type="spellEnd"/>
+      <w:r>
+        <w:rPr>
+          <w:rFonts w:ascii="Tahoma" w:hAnsi="Tahoma" w:cs="Tahoma"/>
+          <w:sz w:val="22"/>
+          <w:szCs w:val="22"/>
+        </w:rPr>
+        <w:t xml:space="preserve"> log.</w:t>
       </w:r>
     </w:p>
     <w:p>
@@ -1330,7 +1413,25 @@
           <w:sz w:val="22"/>
           <w:szCs w:val="22"/>
         </w:rPr>
-        <w:t>In order to support different output formats I am using ab abstract method to output data in a generic format, and if one will want to add a capability to output to a file or in a specific order, he would do so.</w:t>
+        <w:t xml:space="preserve">In order to support different output </w:t>
+      </w:r>
+      <w:proofErr w:type="gramStart"/>
+      <w:r>
+        <w:rPr>
+          <w:rFonts w:ascii="Tahoma" w:hAnsi="Tahoma" w:cs="Tahoma"/>
+          <w:sz w:val="22"/>
+          <w:szCs w:val="22"/>
+        </w:rPr>
+        <w:t>formats</w:t>
+      </w:r>
+      <w:proofErr w:type="gramEnd"/>
+      <w:r>
+        <w:rPr>
+          <w:rFonts w:ascii="Tahoma" w:hAnsi="Tahoma" w:cs="Tahoma"/>
+          <w:sz w:val="22"/>
+          <w:szCs w:val="22"/>
+        </w:rPr>
+        <w:t xml:space="preserve"> I am using ab abstract method to output data in a generic format, and if one will want to add a capability to output to a file or in a specific order, he would do so.</w:t>
       </w:r>
     </w:p>
     <w:p>
@@ -1399,29 +1500,75 @@
         </w:rPr>
         <w:t xml:space="preserve">I am using the Python language and the module- </w:t>
       </w:r>
-      <w:r>
-        <w:rPr>
-          <w:rFonts w:ascii="Tahoma" w:hAnsi="Tahoma" w:cs="Tahoma"/>
-          <w:sz w:val="22"/>
-          <w:szCs w:val="22"/>
-        </w:rPr>
-        <w:t xml:space="preserve">ua_parser </w:t>
-      </w:r>
-      <w:r>
-        <w:rPr>
-          <w:rFonts w:ascii="Tahoma" w:hAnsi="Tahoma" w:cs="Tahoma"/>
-          <w:sz w:val="22"/>
-          <w:szCs w:val="22"/>
-        </w:rPr>
-        <w:t xml:space="preserve">to parse the UserAgent from each line. In order to </w:t>
-      </w:r>
-      <w:r>
-        <w:rPr>
-          <w:rFonts w:ascii="Tahoma" w:hAnsi="Tahoma" w:cs="Tahoma"/>
-          <w:sz w:val="22"/>
-          <w:szCs w:val="22"/>
-        </w:rPr>
-        <w:t xml:space="preserve">read a csv DB I am using the </w:t>
+      <w:proofErr w:type="spellStart"/>
+      <w:r>
+        <w:rPr>
+          <w:rFonts w:ascii="Tahoma" w:hAnsi="Tahoma" w:cs="Tahoma"/>
+          <w:sz w:val="22"/>
+          <w:szCs w:val="22"/>
+        </w:rPr>
+        <w:t>ua_parser</w:t>
+      </w:r>
+      <w:proofErr w:type="spellEnd"/>
+      <w:r>
+        <w:rPr>
+          <w:rFonts w:ascii="Tahoma" w:hAnsi="Tahoma" w:cs="Tahoma"/>
+          <w:sz w:val="22"/>
+          <w:szCs w:val="22"/>
+        </w:rPr>
+        <w:t xml:space="preserve"> </w:t>
+      </w:r>
+      <w:r>
+        <w:rPr>
+          <w:rFonts w:ascii="Tahoma" w:hAnsi="Tahoma" w:cs="Tahoma"/>
+          <w:sz w:val="22"/>
+          <w:szCs w:val="22"/>
+        </w:rPr>
+        <w:t xml:space="preserve">to parse the </w:t>
+      </w:r>
+      <w:proofErr w:type="spellStart"/>
+      <w:r>
+        <w:rPr>
+          <w:rFonts w:ascii="Tahoma" w:hAnsi="Tahoma" w:cs="Tahoma"/>
+          <w:sz w:val="22"/>
+          <w:szCs w:val="22"/>
+        </w:rPr>
+        <w:t>UserAgent</w:t>
+      </w:r>
+      <w:proofErr w:type="spellEnd"/>
+      <w:r>
+        <w:rPr>
+          <w:rFonts w:ascii="Tahoma" w:hAnsi="Tahoma" w:cs="Tahoma"/>
+          <w:sz w:val="22"/>
+          <w:szCs w:val="22"/>
+        </w:rPr>
+        <w:t xml:space="preserve"> from each line. In order to </w:t>
+      </w:r>
+      <w:r>
+        <w:rPr>
+          <w:rFonts w:ascii="Tahoma" w:hAnsi="Tahoma" w:cs="Tahoma"/>
+          <w:sz w:val="22"/>
+          <w:szCs w:val="22"/>
+        </w:rPr>
+        <w:t xml:space="preserve">read a csv </w:t>
+      </w:r>
+      <w:proofErr w:type="gramStart"/>
+      <w:r>
+        <w:rPr>
+          <w:rFonts w:ascii="Tahoma" w:hAnsi="Tahoma" w:cs="Tahoma"/>
+          <w:sz w:val="22"/>
+          <w:szCs w:val="22"/>
+        </w:rPr>
+        <w:t>DB</w:t>
+      </w:r>
+      <w:proofErr w:type="gramEnd"/>
+      <w:r>
+        <w:rPr>
+          <w:rFonts w:ascii="Tahoma" w:hAnsi="Tahoma" w:cs="Tahoma"/>
+          <w:sz w:val="22"/>
+          <w:szCs w:val="22"/>
+        </w:rPr>
+        <w:t xml:space="preserve"> I am using the </w:t>
       </w:r>
       <w:r>
         <w:rPr>
@@ -1527,7 +1674,25 @@
           <w:sz w:val="22"/>
           <w:szCs w:val="22"/>
         </w:rPr>
-        <w:t>in the read speed: more lines and more dimesions, will add more fields in the dictionary and more time to read everything</w:t>
+        <w:t xml:space="preserve">in the read speed: more lines and more </w:t>
+      </w:r>
+      <w:proofErr w:type="spellStart"/>
+      <w:r>
+        <w:rPr>
+          <w:rFonts w:ascii="Tahoma" w:hAnsi="Tahoma" w:cs="Tahoma"/>
+          <w:sz w:val="22"/>
+          <w:szCs w:val="22"/>
+        </w:rPr>
+        <w:t>dimesions</w:t>
+      </w:r>
+      <w:proofErr w:type="spellEnd"/>
+      <w:r>
+        <w:rPr>
+          <w:rFonts w:ascii="Tahoma" w:hAnsi="Tahoma" w:cs="Tahoma"/>
+          <w:sz w:val="22"/>
+          <w:szCs w:val="22"/>
+        </w:rPr>
+        <w:t>, will add more fields in the dictionary and more time to read everything</w:t>
       </w:r>
       <w:r>
         <w:rPr>

--- a/Technical Design.docx
+++ b/Technical Design.docx
@@ -23,21 +23,8 @@
           <w:szCs w:val="44"/>
           <w:u w:val="single"/>
         </w:rPr>
-        <w:t xml:space="preserve">Technical Design- Yarin </w:t>
-      </w:r>
-      <w:proofErr w:type="spellStart"/>
-      <w:r>
-        <w:rPr>
-          <w:rFonts w:ascii="Tahoma" w:hAnsi="Tahoma" w:cs="Tahoma"/>
-          <w:b/>
-          <w:bCs/>
-          <w:sz w:val="44"/>
-          <w:szCs w:val="44"/>
-          <w:u w:val="single"/>
-        </w:rPr>
-        <w:t>Gdanski</w:t>
-      </w:r>
-      <w:proofErr w:type="spellEnd"/>
+        <w:t>Technical Design- Yarin Gdanski</w:t>
+      </w:r>
     </w:p>
     <w:p>
       <w:pPr>
@@ -658,14 +645,12 @@
                       <wps:txbx>
                         <w:txbxContent>
                           <w:p>
-                            <w:proofErr w:type="spellStart"/>
                             <w:r>
                               <w:t>Log</w:t>
                             </w:r>
                             <w:r>
                               <w:t>Reader</w:t>
                             </w:r>
-                            <w:proofErr w:type="spellEnd"/>
                           </w:p>
                         </w:txbxContent>
                       </wps:txbx>
@@ -687,14 +672,12 @@
                 <v:textbox>
                   <w:txbxContent>
                     <w:p>
-                      <w:proofErr w:type="spellStart"/>
                       <w:r>
                         <w:t>Log</w:t>
                       </w:r>
                       <w:r>
                         <w:t>Reader</w:t>
                       </w:r>
-                      <w:proofErr w:type="spellEnd"/>
                     </w:p>
                   </w:txbxContent>
                 </v:textbox>
@@ -751,11 +734,9 @@
                                 <w:rtl/>
                               </w:rPr>
                             </w:pPr>
-                            <w:proofErr w:type="spellStart"/>
                             <w:r>
                               <w:t>DBReader</w:t>
                             </w:r>
-                            <w:proofErr w:type="spellEnd"/>
                           </w:p>
                         </w:txbxContent>
                       </wps:txbx>
@@ -782,11 +763,9 @@
                           <w:rtl/>
                         </w:rPr>
                       </w:pPr>
-                      <w:proofErr w:type="spellStart"/>
                       <w:r>
                         <w:t>DBReader</w:t>
                       </w:r>
-                      <w:proofErr w:type="spellEnd"/>
                     </w:p>
                   </w:txbxContent>
                 </v:textbox>
@@ -850,11 +829,9 @@
                                 <w:rtl/>
                               </w:rPr>
                             </w:pPr>
-                            <w:proofErr w:type="spellStart"/>
                             <w:r>
                               <w:t>ApacheParser</w:t>
                             </w:r>
-                            <w:proofErr w:type="spellEnd"/>
                           </w:p>
                         </w:txbxContent>
                       </wps:txbx>
@@ -881,11 +858,9 @@
                           <w:rtl/>
                         </w:rPr>
                       </w:pPr>
-                      <w:proofErr w:type="spellStart"/>
                       <w:r>
                         <w:t>ApacheParser</w:t>
                       </w:r>
-                      <w:proofErr w:type="spellEnd"/>
                     </w:p>
                   </w:txbxContent>
                 </v:textbox>
@@ -944,11 +919,9 @@
                       <wps:txbx>
                         <w:txbxContent>
                           <w:p>
-                            <w:proofErr w:type="spellStart"/>
                             <w:r>
                               <w:t>TerminalFormatter</w:t>
                             </w:r>
-                            <w:proofErr w:type="spellEnd"/>
                           </w:p>
                         </w:txbxContent>
                       </wps:txbx>
@@ -976,11 +949,9 @@
                 <v:textbox>
                   <w:txbxContent>
                     <w:p>
-                      <w:proofErr w:type="spellStart"/>
                       <w:r>
                         <w:t>TerminalFormatter</w:t>
                       </w:r>
-                      <w:proofErr w:type="spellEnd"/>
                     </w:p>
                   </w:txbxContent>
                 </v:textbox>
@@ -1201,25 +1172,7 @@
           <w:sz w:val="22"/>
           <w:szCs w:val="22"/>
         </w:rPr>
-        <w:t xml:space="preserve"> and a </w:t>
-      </w:r>
-      <w:proofErr w:type="spellStart"/>
-      <w:r>
-        <w:rPr>
-          <w:rFonts w:ascii="Tahoma" w:hAnsi="Tahoma" w:cs="Tahoma"/>
-          <w:sz w:val="22"/>
-          <w:szCs w:val="22"/>
-        </w:rPr>
-        <w:t>db</w:t>
-      </w:r>
-      <w:proofErr w:type="spellEnd"/>
-      <w:r>
-        <w:rPr>
-          <w:rFonts w:ascii="Tahoma" w:hAnsi="Tahoma" w:cs="Tahoma"/>
-          <w:sz w:val="22"/>
-          <w:szCs w:val="22"/>
-        </w:rPr>
-        <w:t xml:space="preserve"> file</w:t>
+        <w:t xml:space="preserve"> and a db file</w:t>
       </w:r>
     </w:p>
     <w:p>
@@ -1288,25 +1241,7 @@
           <w:sz w:val="22"/>
           <w:szCs w:val="22"/>
         </w:rPr>
-        <w:t xml:space="preserve">An abstract parser and a class for parsing an </w:t>
-      </w:r>
-      <w:proofErr w:type="spellStart"/>
-      <w:r>
-        <w:rPr>
-          <w:rFonts w:ascii="Tahoma" w:hAnsi="Tahoma" w:cs="Tahoma"/>
-          <w:sz w:val="22"/>
-          <w:szCs w:val="22"/>
-        </w:rPr>
-        <w:t>apache</w:t>
-      </w:r>
-      <w:proofErr w:type="spellEnd"/>
-      <w:r>
-        <w:rPr>
-          <w:rFonts w:ascii="Tahoma" w:hAnsi="Tahoma" w:cs="Tahoma"/>
-          <w:sz w:val="22"/>
-          <w:szCs w:val="22"/>
-        </w:rPr>
-        <w:t xml:space="preserve"> file</w:t>
+        <w:t>An abstract parser and a class for parsing an apache file</w:t>
       </w:r>
     </w:p>
     <w:p>
@@ -1378,25 +1313,7 @@
           <w:sz w:val="22"/>
           <w:szCs w:val="22"/>
         </w:rPr>
-        <w:t xml:space="preserve">am using a constant dictionary, in which the fields I would like to extract from a line will be defined. Each item will include the field name and the index of it in the line in the </w:t>
-      </w:r>
-      <w:proofErr w:type="spellStart"/>
-      <w:r>
-        <w:rPr>
-          <w:rFonts w:ascii="Tahoma" w:hAnsi="Tahoma" w:cs="Tahoma"/>
-          <w:sz w:val="22"/>
-          <w:szCs w:val="22"/>
-        </w:rPr>
-        <w:t>apache</w:t>
-      </w:r>
-      <w:proofErr w:type="spellEnd"/>
-      <w:r>
-        <w:rPr>
-          <w:rFonts w:ascii="Tahoma" w:hAnsi="Tahoma" w:cs="Tahoma"/>
-          <w:sz w:val="22"/>
-          <w:szCs w:val="22"/>
-        </w:rPr>
-        <w:t xml:space="preserve"> log.</w:t>
+        <w:t>am using a constant dictionary, in which the fields I would like to extract from a line will be defined. Each item will include the field name and the index of it in the line in the apache log.</w:t>
       </w:r>
     </w:p>
     <w:p>
@@ -1413,25 +1330,23 @@
           <w:sz w:val="22"/>
           <w:szCs w:val="22"/>
         </w:rPr>
-        <w:t xml:space="preserve">In order to support different output </w:t>
-      </w:r>
-      <w:proofErr w:type="gramStart"/>
-      <w:r>
-        <w:rPr>
-          <w:rFonts w:ascii="Tahoma" w:hAnsi="Tahoma" w:cs="Tahoma"/>
-          <w:sz w:val="22"/>
-          <w:szCs w:val="22"/>
-        </w:rPr>
-        <w:t>formats</w:t>
-      </w:r>
-      <w:proofErr w:type="gramEnd"/>
-      <w:r>
-        <w:rPr>
-          <w:rFonts w:ascii="Tahoma" w:hAnsi="Tahoma" w:cs="Tahoma"/>
-          <w:sz w:val="22"/>
-          <w:szCs w:val="22"/>
-        </w:rPr>
-        <w:t xml:space="preserve"> I am using ab abstract method to output data in a generic format, and if one will want to add a capability to output to a file or in a specific order, he would do so.</w:t>
+        <w:t>In order to support different output formats I am using a</w:t>
+      </w:r>
+      <w:r>
+        <w:rPr>
+          <w:rFonts w:ascii="Tahoma" w:hAnsi="Tahoma" w:cs="Tahoma"/>
+          <w:sz w:val="22"/>
+          <w:szCs w:val="22"/>
+        </w:rPr>
+        <w:t>n</w:t>
+      </w:r>
+      <w:r>
+        <w:rPr>
+          <w:rFonts w:ascii="Tahoma" w:hAnsi="Tahoma" w:cs="Tahoma"/>
+          <w:sz w:val="22"/>
+          <w:szCs w:val="22"/>
+        </w:rPr>
+        <w:t xml:space="preserve"> abstract method to output data in a generic format, and if one will want to add a capability to output to a file or in a specific order, he would do so.</w:t>
       </w:r>
     </w:p>
     <w:p>
@@ -1500,75 +1415,29 @@
         </w:rPr>
         <w:t xml:space="preserve">I am using the Python language and the module- </w:t>
       </w:r>
-      <w:proofErr w:type="spellStart"/>
-      <w:r>
-        <w:rPr>
-          <w:rFonts w:ascii="Tahoma" w:hAnsi="Tahoma" w:cs="Tahoma"/>
-          <w:sz w:val="22"/>
-          <w:szCs w:val="22"/>
-        </w:rPr>
-        <w:t>ua_parser</w:t>
-      </w:r>
-      <w:proofErr w:type="spellEnd"/>
-      <w:r>
-        <w:rPr>
-          <w:rFonts w:ascii="Tahoma" w:hAnsi="Tahoma" w:cs="Tahoma"/>
-          <w:sz w:val="22"/>
-          <w:szCs w:val="22"/>
-        </w:rPr>
-        <w:t xml:space="preserve"> </w:t>
-      </w:r>
-      <w:r>
-        <w:rPr>
-          <w:rFonts w:ascii="Tahoma" w:hAnsi="Tahoma" w:cs="Tahoma"/>
-          <w:sz w:val="22"/>
-          <w:szCs w:val="22"/>
-        </w:rPr>
-        <w:t xml:space="preserve">to parse the </w:t>
-      </w:r>
-      <w:proofErr w:type="spellStart"/>
-      <w:r>
-        <w:rPr>
-          <w:rFonts w:ascii="Tahoma" w:hAnsi="Tahoma" w:cs="Tahoma"/>
-          <w:sz w:val="22"/>
-          <w:szCs w:val="22"/>
-        </w:rPr>
-        <w:t>UserAgent</w:t>
-      </w:r>
-      <w:proofErr w:type="spellEnd"/>
-      <w:r>
-        <w:rPr>
-          <w:rFonts w:ascii="Tahoma" w:hAnsi="Tahoma" w:cs="Tahoma"/>
-          <w:sz w:val="22"/>
-          <w:szCs w:val="22"/>
-        </w:rPr>
-        <w:t xml:space="preserve"> from each line. In order to </w:t>
-      </w:r>
-      <w:r>
-        <w:rPr>
-          <w:rFonts w:ascii="Tahoma" w:hAnsi="Tahoma" w:cs="Tahoma"/>
-          <w:sz w:val="22"/>
-          <w:szCs w:val="22"/>
-        </w:rPr>
-        <w:t xml:space="preserve">read a csv </w:t>
-      </w:r>
-      <w:proofErr w:type="gramStart"/>
-      <w:r>
-        <w:rPr>
-          <w:rFonts w:ascii="Tahoma" w:hAnsi="Tahoma" w:cs="Tahoma"/>
-          <w:sz w:val="22"/>
-          <w:szCs w:val="22"/>
-        </w:rPr>
-        <w:t>DB</w:t>
-      </w:r>
-      <w:proofErr w:type="gramEnd"/>
-      <w:r>
-        <w:rPr>
-          <w:rFonts w:ascii="Tahoma" w:hAnsi="Tahoma" w:cs="Tahoma"/>
-          <w:sz w:val="22"/>
-          <w:szCs w:val="22"/>
-        </w:rPr>
-        <w:t xml:space="preserve"> I am using the </w:t>
+      <w:r>
+        <w:rPr>
+          <w:rFonts w:ascii="Tahoma" w:hAnsi="Tahoma" w:cs="Tahoma"/>
+          <w:sz w:val="22"/>
+          <w:szCs w:val="22"/>
+        </w:rPr>
+        <w:t xml:space="preserve">ua_parser </w:t>
+      </w:r>
+      <w:r>
+        <w:rPr>
+          <w:rFonts w:ascii="Tahoma" w:hAnsi="Tahoma" w:cs="Tahoma"/>
+          <w:sz w:val="22"/>
+          <w:szCs w:val="22"/>
+        </w:rPr>
+        <w:t xml:space="preserve">to parse the UserAgent from each line. In order to </w:t>
+      </w:r>
+      <w:r>
+        <w:rPr>
+          <w:rFonts w:ascii="Tahoma" w:hAnsi="Tahoma" w:cs="Tahoma"/>
+          <w:sz w:val="22"/>
+          <w:szCs w:val="22"/>
+        </w:rPr>
+        <w:t xml:space="preserve">read a csv DB I am using the </w:t>
       </w:r>
       <w:r>
         <w:rPr>
@@ -1674,25 +1543,7 @@
           <w:sz w:val="22"/>
           <w:szCs w:val="22"/>
         </w:rPr>
-        <w:t xml:space="preserve">in the read speed: more lines and more </w:t>
-      </w:r>
-      <w:proofErr w:type="spellStart"/>
-      <w:r>
-        <w:rPr>
-          <w:rFonts w:ascii="Tahoma" w:hAnsi="Tahoma" w:cs="Tahoma"/>
-          <w:sz w:val="22"/>
-          <w:szCs w:val="22"/>
-        </w:rPr>
-        <w:t>dimesions</w:t>
-      </w:r>
-      <w:proofErr w:type="spellEnd"/>
-      <w:r>
-        <w:rPr>
-          <w:rFonts w:ascii="Tahoma" w:hAnsi="Tahoma" w:cs="Tahoma"/>
-          <w:sz w:val="22"/>
-          <w:szCs w:val="22"/>
-        </w:rPr>
-        <w:t>, will add more fields in the dictionary and more time to read everything</w:t>
+        <w:t>in the read speed: more lines and more dimesions, will add more fields in the dictionary and more time to read everything</w:t>
       </w:r>
       <w:r>
         <w:rPr>
